--- a/testakten/common-law-kompass-crossborder-contract/03_term_sheet_delaware_english_law.docx
+++ b/testakten/common-law-kompass-crossborder-contract/03_term_sheet_delaware_english_law.docx
@@ -2398,7 +2398,7 @@
           <w:color w:val="808080"/>
           <w:sz w:val="16"/>
         </w:rPr>
-        <w:t>Term Sheet - Arbeitsfassung, nicht rechtsverbindlich. Inhalte fiktiv. Keine Rechtsberatung. Kanzlei Brandt &amp; Wessel, Hamburg, April 2024.</w:t>
+        <w:t>Term Sheet - Arbeitsfassung, nicht rechtsverbindlich. Arbeitsfassung, nicht rechtsverbindlich. Kanzlei Brandt &amp; Wessel, Hamburg, April 2024.</w:t>
       </w:r>
     </w:p>
     <w:sectPr>
